--- a/publication/metadata_templates/methods.docx
+++ b/publication/metadata_templates/methods.docx
@@ -71,47 +71,7 @@
           <w:sz w:val="21"/>
           <w:szCs w:val="21"/>
         </w:rPr>
-        <w:t>) using the ‘</w:t>
-      </w:r>
-      <w:proofErr w:type="spellStart"/>
-      <w:r>
-        <w:rPr>
-          <w:rFonts w:ascii="Helvetica" w:hAnsi="Helvetica" w:cs="Helvetica"/>
-          <w:color w:val="333333"/>
-          <w:sz w:val="21"/>
-          <w:szCs w:val="21"/>
-        </w:rPr>
-        <w:t>tidyverse</w:t>
-      </w:r>
-      <w:proofErr w:type="spellEnd"/>
-      <w:r>
-        <w:rPr>
-          <w:rFonts w:ascii="Helvetica" w:hAnsi="Helvetica" w:cs="Helvetica"/>
-          <w:color w:val="333333"/>
-          <w:sz w:val="21"/>
-          <w:szCs w:val="21"/>
-        </w:rPr>
-        <w:t xml:space="preserve">’ family of packages (Wickham et al. 2019) and packaged into the R package </w:t>
-      </w:r>
-      <w:proofErr w:type="spellStart"/>
-      <w:r>
-        <w:rPr>
-          <w:rFonts w:ascii="Helvetica" w:hAnsi="Helvetica" w:cs="Helvetica"/>
-          <w:color w:val="333333"/>
-          <w:sz w:val="21"/>
-          <w:szCs w:val="21"/>
-        </w:rPr>
-        <w:t>LTMRdata</w:t>
-      </w:r>
-      <w:proofErr w:type="spellEnd"/>
-      <w:r>
-        <w:rPr>
-          <w:rFonts w:ascii="Helvetica" w:hAnsi="Helvetica" w:cs="Helvetica"/>
-          <w:color w:val="333333"/>
-          <w:sz w:val="21"/>
-          <w:szCs w:val="21"/>
-        </w:rPr>
-        <w:t xml:space="preserve"> v2.</w:t>
+        <w:t>) using the ‘tidyverse’ family of packages (Wickham et al. 2019) and packaged into the R package LTMRdata v2.</w:t>
       </w:r>
       <w:r>
         <w:rPr>
@@ -562,25 +522,14 @@
         </w:rPr>
         <w:t xml:space="preserve"> were </w:t>
       </w:r>
-      <w:proofErr w:type="gramStart"/>
-      <w:r>
-        <w:rPr>
-          <w:rFonts w:ascii="Helvetica" w:hAnsi="Helvetica" w:cs="Helvetica"/>
-          <w:color w:val="333333"/>
-          <w:sz w:val="21"/>
-          <w:szCs w:val="21"/>
-        </w:rPr>
-        <w:t>recoded</w:t>
-      </w:r>
-      <w:proofErr w:type="gramEnd"/>
-      <w:r>
-        <w:rPr>
-          <w:rFonts w:ascii="Helvetica" w:hAnsi="Helvetica" w:cs="Helvetica"/>
-          <w:color w:val="333333"/>
-          <w:sz w:val="21"/>
-          <w:szCs w:val="21"/>
-        </w:rPr>
-        <w:t xml:space="preserve"> to 3 AM, but that time may be incorrect and off by </w:t>
+      <w:r>
+        <w:rPr>
+          <w:rFonts w:ascii="Helvetica" w:hAnsi="Helvetica" w:cs="Helvetica"/>
+          <w:color w:val="333333"/>
+          <w:sz w:val="21"/>
+          <w:szCs w:val="21"/>
+        </w:rPr>
+        <w:t xml:space="preserve">recoded to 3 AM, but that time may be incorrect and off by </w:t>
       </w:r>
       <w:r>
         <w:rPr>
@@ -689,7 +638,16 @@
           <w:sz w:val="21"/>
           <w:szCs w:val="21"/>
         </w:rPr>
-        <w:t xml:space="preserve">Data that did not include a fish count and only a water quality sample were removed. </w:t>
+        <w:t xml:space="preserve">Sampling events in which only water quality was sampled and no attempt was made to sample fish were </w:t>
+      </w:r>
+      <w:r>
+        <w:rPr>
+          <w:rFonts w:ascii="Helvetica" w:hAnsi="Helvetica" w:cs="Helvetica"/>
+          <w:color w:val="333333"/>
+          <w:sz w:val="21"/>
+          <w:szCs w:val="21"/>
+        </w:rPr>
+        <w:t xml:space="preserve">removed. </w:t>
       </w:r>
       <w:r>
         <w:rPr>
@@ -873,56 +831,16 @@
           <w:sz w:val="21"/>
           <w:szCs w:val="21"/>
         </w:rPr>
-        <w:t xml:space="preserve">. Sampling effort was quantified following the methods of </w:t>
-      </w:r>
-      <w:proofErr w:type="gramStart"/>
-      <w:r>
-        <w:rPr>
-          <w:rFonts w:ascii="Helvetica" w:hAnsi="Helvetica" w:cs="Helvetica"/>
-          <w:color w:val="333333"/>
-          <w:sz w:val="21"/>
-          <w:szCs w:val="21"/>
-        </w:rPr>
-        <w:t>the component</w:t>
-      </w:r>
-      <w:proofErr w:type="gramEnd"/>
-      <w:r>
-        <w:rPr>
-          <w:rFonts w:ascii="Helvetica" w:hAnsi="Helvetica" w:cs="Helvetica"/>
-          <w:color w:val="333333"/>
-          <w:sz w:val="21"/>
-          <w:szCs w:val="21"/>
-        </w:rPr>
-        <w:t xml:space="preserve"> surveys, as either tow area (for the otter trawls) or tow volume (for all other gear types). </w:t>
-      </w:r>
-      <w:r>
-        <w:rPr>
-          <w:rFonts w:ascii="Helvetica" w:hAnsi="Helvetica" w:cs="Helvetica"/>
-          <w:color w:val="333333"/>
-          <w:sz w:val="21"/>
-          <w:szCs w:val="21"/>
-        </w:rPr>
-        <w:t xml:space="preserve">The </w:t>
-      </w:r>
-      <w:proofErr w:type="gramStart"/>
-      <w:r>
-        <w:rPr>
-          <w:rFonts w:ascii="Helvetica" w:hAnsi="Helvetica" w:cs="Helvetica"/>
-          <w:color w:val="333333"/>
-          <w:sz w:val="21"/>
-          <w:szCs w:val="21"/>
-        </w:rPr>
-        <w:t>tow</w:t>
-      </w:r>
-      <w:proofErr w:type="gramEnd"/>
-      <w:r>
-        <w:rPr>
-          <w:rFonts w:ascii="Helvetica" w:hAnsi="Helvetica" w:cs="Helvetica"/>
-          <w:color w:val="333333"/>
-          <w:sz w:val="21"/>
-          <w:szCs w:val="21"/>
-        </w:rPr>
-        <w:t xml:space="preserve"> volume values for Salvage represent the daily export volume for the sampled facility. </w:t>
+        <w:t xml:space="preserve">. Sampling effort was quantified following the methods of the component surveys, as either tow area (for the otter trawls) or tow volume (for all other gear types). </w:t>
+      </w:r>
+      <w:r>
+        <w:rPr>
+          <w:rFonts w:ascii="Helvetica" w:hAnsi="Helvetica" w:cs="Helvetica"/>
+          <w:color w:val="333333"/>
+          <w:sz w:val="21"/>
+          <w:szCs w:val="21"/>
+        </w:rPr>
+        <w:t xml:space="preserve">The tow volume values for Salvage represent the daily export volume for the sampled facility. </w:t>
       </w:r>
       <w:r>
         <w:rPr>
@@ -940,47 +858,7 @@
           <w:sz w:val="21"/>
           <w:szCs w:val="21"/>
         </w:rPr>
-        <w:t xml:space="preserve">Some </w:t>
-      </w:r>
-      <w:proofErr w:type="gramStart"/>
-      <w:r>
-        <w:rPr>
-          <w:rFonts w:ascii="Helvetica" w:hAnsi="Helvetica" w:cs="Helvetica"/>
-          <w:color w:val="333333"/>
-          <w:sz w:val="21"/>
-          <w:szCs w:val="21"/>
-        </w:rPr>
-        <w:t>tow</w:t>
-      </w:r>
-      <w:proofErr w:type="gramEnd"/>
-      <w:r>
-        <w:rPr>
-          <w:rFonts w:ascii="Helvetica" w:hAnsi="Helvetica" w:cs="Helvetica"/>
-          <w:color w:val="333333"/>
-          <w:sz w:val="21"/>
-          <w:szCs w:val="21"/>
-        </w:rPr>
-        <w:t xml:space="preserve"> volumes values are 0 for </w:t>
-      </w:r>
-      <w:proofErr w:type="gramStart"/>
-      <w:r>
-        <w:rPr>
-          <w:rFonts w:ascii="Helvetica" w:hAnsi="Helvetica" w:cs="Helvetica"/>
-          <w:color w:val="333333"/>
-          <w:sz w:val="21"/>
-          <w:szCs w:val="21"/>
-        </w:rPr>
-        <w:t>Salvage</w:t>
-      </w:r>
-      <w:proofErr w:type="gramEnd"/>
-      <w:r>
-        <w:rPr>
-          <w:rFonts w:ascii="Helvetica" w:hAnsi="Helvetica" w:cs="Helvetica"/>
-          <w:color w:val="333333"/>
-          <w:sz w:val="21"/>
-          <w:szCs w:val="21"/>
-        </w:rPr>
-        <w:t xml:space="preserve"> and these represent days when no pumping was conducted</w:t>
+        <w:t>Some tow volumes values are 0 for Salvage and these represent days when no pumping was conducted</w:t>
       </w:r>
       <w:r>
         <w:rPr>
@@ -1038,47 +916,7 @@
           <w:sz w:val="21"/>
           <w:szCs w:val="21"/>
         </w:rPr>
-        <w:t xml:space="preserve">For the Delta Juvenile Fish Monitoring Program (DJFMP), </w:t>
-      </w:r>
-      <w:proofErr w:type="gramStart"/>
-      <w:r>
-        <w:rPr>
-          <w:rFonts w:ascii="Helvetica" w:hAnsi="Helvetica" w:cs="Helvetica"/>
-          <w:color w:val="333333"/>
-          <w:sz w:val="21"/>
-          <w:szCs w:val="21"/>
-        </w:rPr>
-        <w:t>tow</w:t>
-      </w:r>
-      <w:proofErr w:type="gramEnd"/>
-      <w:r>
-        <w:rPr>
-          <w:rFonts w:ascii="Helvetica" w:hAnsi="Helvetica" w:cs="Helvetica"/>
-          <w:color w:val="333333"/>
-          <w:sz w:val="21"/>
-          <w:szCs w:val="21"/>
-        </w:rPr>
-        <w:t xml:space="preserve"> </w:t>
-      </w:r>
-      <w:proofErr w:type="gramStart"/>
-      <w:r>
-        <w:rPr>
-          <w:rFonts w:ascii="Helvetica" w:hAnsi="Helvetica" w:cs="Helvetica"/>
-          <w:color w:val="333333"/>
-          <w:sz w:val="21"/>
-          <w:szCs w:val="21"/>
-        </w:rPr>
-        <w:t>volume was</w:t>
-      </w:r>
-      <w:proofErr w:type="gramEnd"/>
-      <w:r>
-        <w:rPr>
-          <w:rFonts w:ascii="Helvetica" w:hAnsi="Helvetica" w:cs="Helvetica"/>
-          <w:color w:val="333333"/>
-          <w:sz w:val="21"/>
-          <w:szCs w:val="21"/>
-        </w:rPr>
-        <w:t xml:space="preserve"> set to NA when it fell outside gear- and station-specific volume thresholds (scaled proportionally to tow duration for trawl gears; fixed for seine sampling)</w:t>
+        <w:t>For the Delta Juvenile Fish Monitoring Program (DJFMP), tow volume was set to NA when it fell outside gear- and station-specific volume thresholds (scaled proportionally to tow duration for trawl gears; fixed for seine sampling)</w:t>
       </w:r>
       <w:r>
         <w:rPr>
@@ -1364,7 +1202,6 @@
         </w:rPr>
         <w:t xml:space="preserve"> = </w:t>
       </w:r>
-      <w:proofErr w:type="gramStart"/>
       <w:r>
         <w:rPr>
           <w:rFonts w:ascii="Helvetica" w:hAnsi="Helvetica" w:cs="Helvetica"/>
@@ -1395,8 +1232,6 @@
         </w:rPr>
         <w:t>(</w:t>
       </w:r>
-      <w:proofErr w:type="spellStart"/>
-      <w:proofErr w:type="gramEnd"/>
       <w:r>
         <w:rPr>
           <w:rFonts w:ascii="Helvetica" w:hAnsi="Helvetica" w:cs="Helvetica"/>
@@ -1419,7 +1254,6 @@
         </w:rPr>
         <w:t>p</w:t>
       </w:r>
-      <w:proofErr w:type="spellEnd"/>
       <w:r>
         <w:rPr>
           <w:rFonts w:ascii="Helvetica" w:hAnsi="Helvetica" w:cs="Helvetica"/>
@@ -1522,7 +1356,6 @@
         </w:rPr>
         <w:t xml:space="preserve"> = the observed count of each species, </w:t>
       </w:r>
-      <w:proofErr w:type="spellStart"/>
       <w:r>
         <w:rPr>
           <w:rFonts w:ascii="Helvetica" w:hAnsi="Helvetica" w:cs="Helvetica"/>
@@ -1545,7 +1378,6 @@
         </w:rPr>
         <w:t>p</w:t>
       </w:r>
-      <w:proofErr w:type="spellEnd"/>
       <w:r>
         <w:rPr>
           <w:rFonts w:ascii="Helvetica" w:hAnsi="Helvetica" w:cs="Helvetica"/>
@@ -2086,27 +1918,7 @@
           <w:sz w:val="21"/>
           <w:szCs w:val="21"/>
         </w:rPr>
-        <w:t xml:space="preserve">Some surveys occasionally subsampled for measurement separately on different groups within a species (generally based on size classes, age, or Salmon races). In these cases, we calculated the adjusted frequencies separately for each group. In the Suisun Study database, these groups were identified with unstandardized comments describing the size or age class. When possible, these comments were converted into a fish size range that could then be </w:t>
-      </w:r>
-      <w:proofErr w:type="gramStart"/>
-      <w:r>
-        <w:rPr>
-          <w:rFonts w:ascii="Helvetica" w:hAnsi="Helvetica" w:cs="Helvetica"/>
-          <w:color w:val="333333"/>
-          <w:sz w:val="21"/>
-          <w:szCs w:val="21"/>
-        </w:rPr>
-        <w:t>assigned</w:t>
-      </w:r>
-      <w:proofErr w:type="gramEnd"/>
-      <w:r>
-        <w:rPr>
-          <w:rFonts w:ascii="Helvetica" w:hAnsi="Helvetica" w:cs="Helvetica"/>
-          <w:color w:val="333333"/>
-          <w:sz w:val="21"/>
-          <w:szCs w:val="21"/>
-        </w:rPr>
-        <w:t xml:space="preserve"> a group. However, not all comments could be translated into a fish size range, leaving some fish sizes unknown in the Suisun Study data. Fish sizes are occasionally unknown in many of the surveys when no individuals of a species were measured in a sample.</w:t>
+        <w:t>Some surveys occasionally subsampled for measurement separately on different groups within a species (generally based on size classes, age, or Salmon races). In these cases, we calculated the adjusted frequencies separately for each group. In the Suisun Study database, these groups were identified with unstandardized comments describing the size or age class. When possible, these comments were converted into a fish size range that could then be assigned a group. However, not all comments could be translated into a fish size range, leaving some fish sizes unknown in the Suisun Study data. Fish sizes are occasionally unknown in many of the surveys when no individuals of a species were measured in a sample.</w:t>
       </w:r>
       <w:r>
         <w:rPr>
@@ -2281,19 +2093,8 @@
           <w:sz w:val="21"/>
           <w:szCs w:val="21"/>
         </w:rPr>
-        <w:t xml:space="preserve">by that </w:t>
-      </w:r>
-      <w:proofErr w:type="gramStart"/>
-      <w:r>
-        <w:rPr>
-          <w:rFonts w:ascii="Helvetica" w:hAnsi="Helvetica" w:cs="Helvetica"/>
-          <w:color w:val="333333"/>
-          <w:sz w:val="21"/>
-          <w:szCs w:val="21"/>
-        </w:rPr>
-        <w:t>particular survey</w:t>
-      </w:r>
-      <w:proofErr w:type="gramEnd"/>
+        <w:t>by that particular survey</w:t>
+      </w:r>
       <w:r>
         <w:rPr>
           <w:rFonts w:ascii="Helvetica" w:hAnsi="Helvetica" w:cs="Helvetica"/>
@@ -2639,27 +2440,7 @@
           <w:sz w:val="21"/>
           <w:szCs w:val="21"/>
         </w:rPr>
-        <w:t xml:space="preserve">discard (not count nor measure) fish below </w:t>
-      </w:r>
-      <w:proofErr w:type="gramStart"/>
-      <w:r>
-        <w:rPr>
-          <w:rFonts w:ascii="Helvetica" w:hAnsi="Helvetica" w:cs="Helvetica"/>
-          <w:color w:val="333333"/>
-          <w:sz w:val="21"/>
-          <w:szCs w:val="21"/>
-        </w:rPr>
-        <w:t>a size</w:t>
-      </w:r>
-      <w:proofErr w:type="gramEnd"/>
-      <w:r>
-        <w:rPr>
-          <w:rFonts w:ascii="Helvetica" w:hAnsi="Helvetica" w:cs="Helvetica"/>
-          <w:color w:val="333333"/>
-          <w:sz w:val="21"/>
-          <w:szCs w:val="21"/>
-        </w:rPr>
-        <w:t xml:space="preserve"> cutoff, but those cutoffs differ among surveys and over time. </w:t>
+        <w:t xml:space="preserve">discard (not count nor measure) fish below a size cutoff, but those cutoffs differ among surveys and over time. </w:t>
       </w:r>
       <w:r>
         <w:rPr>
@@ -2773,7 +2554,6 @@
         </w:rPr>
         <w:t xml:space="preserve">The dataset can be downloaded and accessed via the R package </w:t>
       </w:r>
-      <w:proofErr w:type="spellStart"/>
       <w:r>
         <w:rPr>
           <w:rFonts w:ascii="Helvetica" w:hAnsi="Helvetica" w:cs="Helvetica"/>
@@ -2783,7 +2563,6 @@
         </w:rPr>
         <w:t>deltafish</w:t>
       </w:r>
-      <w:proofErr w:type="spellEnd"/>
       <w:r>
         <w:rPr>
           <w:rFonts w:ascii="Helvetica" w:hAnsi="Helvetica" w:cs="Helvetica"/>
@@ -2964,25 +2743,14 @@
         </w:rPr>
         <w:t xml:space="preserve">. </w:t>
       </w:r>
-      <w:proofErr w:type="spellStart"/>
-      <w:r>
-        <w:rPr>
-          <w:rFonts w:ascii="Helvetica" w:hAnsi="Helvetica" w:cs="Helvetica"/>
-          <w:color w:val="333333"/>
-          <w:sz w:val="21"/>
-          <w:szCs w:val="21"/>
-        </w:rPr>
-        <w:t>LTMRdata</w:t>
-      </w:r>
-      <w:proofErr w:type="spellEnd"/>
-      <w:r>
-        <w:rPr>
-          <w:rFonts w:ascii="Helvetica" w:hAnsi="Helvetica" w:cs="Helvetica"/>
-          <w:color w:val="333333"/>
-          <w:sz w:val="21"/>
-          <w:szCs w:val="21"/>
-        </w:rPr>
-        <w:t>: An R package to integrate data from 10 fish surveys in the San Francisco Estuary. v2.</w:t>
+      <w:r>
+        <w:rPr>
+          <w:rFonts w:ascii="Helvetica" w:hAnsi="Helvetica" w:cs="Helvetica"/>
+          <w:color w:val="333333"/>
+          <w:sz w:val="21"/>
+          <w:szCs w:val="21"/>
+        </w:rPr>
+        <w:t>LTMRdata: An R package to integrate data from 10 fish surveys in the San Francisco Estuary. v2.</w:t>
       </w:r>
       <w:r>
         <w:rPr>
@@ -3018,27 +2786,7 @@
           <w:sz w:val="21"/>
           <w:szCs w:val="21"/>
         </w:rPr>
-        <w:t xml:space="preserve">. </w:t>
-      </w:r>
-      <w:proofErr w:type="spellStart"/>
-      <w:r>
-        <w:rPr>
-          <w:rFonts w:ascii="Helvetica" w:hAnsi="Helvetica" w:cs="Helvetica"/>
-          <w:color w:val="333333"/>
-          <w:sz w:val="21"/>
-          <w:szCs w:val="21"/>
-        </w:rPr>
-        <w:t>Zenodo</w:t>
-      </w:r>
-      <w:proofErr w:type="spellEnd"/>
-      <w:r>
-        <w:rPr>
-          <w:rFonts w:ascii="Helvetica" w:hAnsi="Helvetica" w:cs="Helvetica"/>
-          <w:color w:val="333333"/>
-          <w:sz w:val="21"/>
-          <w:szCs w:val="21"/>
-        </w:rPr>
-        <w:t>. doi:</w:t>
+        <w:t>. Zenodo. doi:</w:t>
       </w:r>
       <w:r>
         <w:rPr>
@@ -3131,58 +2879,7 @@
           <w:sz w:val="21"/>
           <w:szCs w:val="21"/>
         </w:rPr>
-        <w:t xml:space="preserve">Wickham, H., M. Averick, J. Bryan, and others. 2019. Welcome to </w:t>
-      </w:r>
-      <w:proofErr w:type="gramStart"/>
-      <w:r>
-        <w:rPr>
-          <w:rFonts w:ascii="Helvetica" w:hAnsi="Helvetica" w:cs="Helvetica"/>
-          <w:color w:val="333333"/>
-          <w:sz w:val="21"/>
-          <w:szCs w:val="21"/>
-        </w:rPr>
-        <w:t xml:space="preserve">the </w:t>
-      </w:r>
-      <w:proofErr w:type="spellStart"/>
-      <w:r>
-        <w:rPr>
-          <w:rFonts w:ascii="Helvetica" w:hAnsi="Helvetica" w:cs="Helvetica"/>
-          <w:color w:val="333333"/>
-          <w:sz w:val="21"/>
-          <w:szCs w:val="21"/>
-        </w:rPr>
-        <w:t>Tidyverse</w:t>
-      </w:r>
-      <w:proofErr w:type="spellEnd"/>
-      <w:proofErr w:type="gramEnd"/>
-      <w:r>
-        <w:rPr>
-          <w:rFonts w:ascii="Helvetica" w:hAnsi="Helvetica" w:cs="Helvetica"/>
-          <w:color w:val="333333"/>
-          <w:sz w:val="21"/>
-          <w:szCs w:val="21"/>
-        </w:rPr>
-        <w:t xml:space="preserve">. Journal of </w:t>
-      </w:r>
-      <w:proofErr w:type="gramStart"/>
-      <w:r>
-        <w:rPr>
-          <w:rFonts w:ascii="Helvetica" w:hAnsi="Helvetica" w:cs="Helvetica"/>
-          <w:color w:val="333333"/>
-          <w:sz w:val="21"/>
-          <w:szCs w:val="21"/>
-        </w:rPr>
-        <w:t>Open Source</w:t>
-      </w:r>
-      <w:proofErr w:type="gramEnd"/>
-      <w:r>
-        <w:rPr>
-          <w:rFonts w:ascii="Helvetica" w:hAnsi="Helvetica" w:cs="Helvetica"/>
-          <w:color w:val="333333"/>
-          <w:sz w:val="21"/>
-          <w:szCs w:val="21"/>
-        </w:rPr>
-        <w:t xml:space="preserve"> Software 4: 1686. doi:10.21105/joss.01686</w:t>
+        <w:t>Wickham, H., M. Averick, J. Bryan, and others. 2019. Welcome to the Tidyverse. Journal of Open Source Software 4: 1686. doi:10.21105/joss.01686</w:t>
       </w:r>
     </w:p>
     <w:p>
@@ -3591,6 +3288,7 @@
   <w:style w:type="character" w:default="1" w:styleId="DefaultParagraphFont">
     <w:name w:val="Default Paragraph Font"/>
     <w:uiPriority w:val="1"/>
+    <w:semiHidden/>
     <w:unhideWhenUsed/>
   </w:style>
   <w:style w:type="table" w:default="1" w:styleId="TableNormal">
